--- a/examples/filter/doc/09-fft-filter.docx
+++ b/examples/filter/doc/09-fft-filter.docx
@@ -571,7 +571,7 @@
               <a:graphicData uri="http://schemas.openxmlformats.org/drawingml/2006/picture">
                 <pic:pic>
                   <pic:nvPicPr>
-                    <pic:cNvPr descr="/home/gpca/tspredit/examples/filter/doc/09-fft-filter_files/8438a29d2250a8683c07e9dfc99416c09f3e7216.png" id="11" name="Picture"/>
+                    <pic:cNvPr descr="C:\Git\cefet-rj-dal\tspredit\examples\filter\doc\09-fft-filter_files/e52b85fc2c1921c4c8f3e7a62bbabe141c6dd44e.png" id="11" name="Picture"/>
                     <pic:cNvPicPr>
                       <a:picLocks noChangeArrowheads="1" noChangeAspect="1"/>
                     </pic:cNvPicPr>
@@ -871,7 +871,7 @@
               <a:graphicData uri="http://schemas.openxmlformats.org/drawingml/2006/picture">
                 <pic:pic>
                   <pic:nvPicPr>
-                    <pic:cNvPr descr="/home/gpca/tspredit/examples/filter/doc/09-fft-filter_files/4f2f8d4cf4961d596b75e0bee4a2a5c64a3c6647.png" id="14" name="Picture"/>
+                    <pic:cNvPr descr="C:\Git\cefet-rj-dal\tspredit\examples\filter\doc\09-fft-filter_files/1a1fa12c35d95dc9ea600bbb387293a52458c6d2.png" id="14" name="Picture"/>
                     <pic:cNvPicPr>
                       <a:picLocks noChangeArrowheads="1" noChangeAspect="1"/>
                     </pic:cNvPicPr>

--- a/examples/filter/doc/09-fft-filter.docx
+++ b/examples/filter/doc/09-fft-filter.docx
@@ -571,7 +571,7 @@
               <a:graphicData uri="http://schemas.openxmlformats.org/drawingml/2006/picture">
                 <pic:pic>
                   <pic:nvPicPr>
-                    <pic:cNvPr descr="C:\Git\cefet-rj-dal\tspredit\examples\filter\doc\09-fft-filter_files/e52b85fc2c1921c4c8f3e7a62bbabe141c6dd44e.png" id="11" name="Picture"/>
+                    <pic:cNvPr descr="C:\Git\dal\tspredit\examples\filter\doc\09-fft-filter_files/e52b85fc2c1921c4c8f3e7a62bbabe141c6dd44e.png" id="11" name="Picture"/>
                     <pic:cNvPicPr>
                       <a:picLocks noChangeArrowheads="1" noChangeAspect="1"/>
                     </pic:cNvPicPr>
@@ -871,7 +871,7 @@
               <a:graphicData uri="http://schemas.openxmlformats.org/drawingml/2006/picture">
                 <pic:pic>
                   <pic:nvPicPr>
-                    <pic:cNvPr descr="C:\Git\cefet-rj-dal\tspredit\examples\filter\doc\09-fft-filter_files/1a1fa12c35d95dc9ea600bbb387293a52458c6d2.png" id="14" name="Picture"/>
+                    <pic:cNvPr descr="C:\Git\dal\tspredit\examples\filter\doc\09-fft-filter_files/1a1fa12c35d95dc9ea600bbb387293a52458c6d2.png" id="14" name="Picture"/>
                     <pic:cNvPicPr>
                       <a:picLocks noChangeArrowheads="1" noChangeAspect="1"/>
                     </pic:cNvPicPr>

--- a/examples/filter/doc/09-fft-filter.docx
+++ b/examples/filter/doc/09-fft-filter.docx
@@ -571,7 +571,7 @@
               <a:graphicData uri="http://schemas.openxmlformats.org/drawingml/2006/picture">
                 <pic:pic>
                   <pic:nvPicPr>
-                    <pic:cNvPr descr="C:\Git\dal\tspredit\examples\filter\doc\09-fft-filter_files/e52b85fc2c1921c4c8f3e7a62bbabe141c6dd44e.png" id="11" name="Picture"/>
+                    <pic:cNvPr descr="/home/gpca/tspredit/examples/filter/doc/09-fft-filter_files/8438a29d2250a8683c07e9dfc99416c09f3e7216.png" id="11" name="Picture"/>
                     <pic:cNvPicPr>
                       <a:picLocks noChangeArrowheads="1" noChangeAspect="1"/>
                     </pic:cNvPicPr>
@@ -871,7 +871,7 @@
               <a:graphicData uri="http://schemas.openxmlformats.org/drawingml/2006/picture">
                 <pic:pic>
                   <pic:nvPicPr>
-                    <pic:cNvPr descr="C:\Git\dal\tspredit\examples\filter\doc\09-fft-filter_files/1a1fa12c35d95dc9ea600bbb387293a52458c6d2.png" id="14" name="Picture"/>
+                    <pic:cNvPr descr="/home/gpca/tspredit/examples/filter/doc/09-fft-filter_files/4f2f8d4cf4961d596b75e0bee4a2a5c64a3c6647.png" id="14" name="Picture"/>
                     <pic:cNvPicPr>
                       <a:picLocks noChangeArrowheads="1" noChangeAspect="1"/>
                     </pic:cNvPicPr>
